--- a/resumes/Resume_Cyber_Threat_Intelligence_Analyst_Kroll__MNC_.docx
+++ b/resumes/Resume_Cyber_Threat_Intelligence_Analyst_Kroll__MNC_.docx
@@ -430,7 +430,7 @@
           <w:sz w:val="19"/>
           <w:szCs w:val="19"/>
         </w:rPr>
-        <w:t>Triaged 50+ weekly inventory reimbursement cases by severity and policy, identifying potential threats and escalating high-risk cases to senior reviewers, resolving 80% in a timely manner.</w:t>
+        <w:t>Triaged 50+ weekly inventory reimbursement cases by severity and policy eligibility, identifying high-priority threats and escalating to senior reviewers for timely resolution.</w:t>
       </w:r>
     </w:p>
     <w:p>
@@ -449,7 +449,7 @@
           <w:sz w:val="19"/>
           <w:szCs w:val="19"/>
         </w:rPr>
-        <w:t>Conducted root cause analysis to identify policy violations and anomalous patterns, reducing repeat-issue investigation time by 30% through early detection of recurring cyber threat patterns.</w:t>
+        <w:t>Investigated seller claims, analyzing policy violations and anomalous patterns to prevent repeat-issue investigation time and reduce cyber threats.</w:t>
       </w:r>
     </w:p>
     <w:p>
@@ -468,7 +468,7 @@
           <w:sz w:val="19"/>
           <w:szCs w:val="19"/>
         </w:rPr>
-        <w:t>Analyzed case data to maintain audit-ready documentation, recording investigation findings, decisions, evidence notes, and corrective actions, ensuring 100% compliance with audit requirements.</w:t>
+        <w:t>Analyzed 200+ weekly cases to spot recurring fraud patterns, detecting early warning signs of cyber threats and reducing investigation time before escalation.</w:t>
       </w:r>
     </w:p>
     <w:p>
@@ -487,7 +487,7 @@
           <w:sz w:val="19"/>
           <w:szCs w:val="19"/>
         </w:rPr>
-        <w:t>Detected recurring fraud patterns, flagging 200+ weekly cases early, reducing repeat-issue investigation time by 25% and improving case resolution efficiency.</w:t>
+        <w:t>Documented investigation findings, decisions, evidence notes, and corrective actions in audit-ready case records, maintaining accurate and thorough documentation of cyber threat intelligence.</w:t>
       </w:r>
     </w:p>
     <w:p>
@@ -588,7 +588,7 @@
           <w:sz w:val="19"/>
           <w:szCs w:val="19"/>
         </w:rPr>
-        <w:t>Deployed Splunk SIEM with SPL searches for brute-force detection, lateral movement, and privilege escalation, mapped to MITRE ATT&amp;CK TTPs, and wrote PICERL incident report with FIRST.org collaboration.</w:t>
+        <w:t>Deployed Splunk SIEM with SPL correlation searches for brute-force detection, lateral movement, and privilege escalation; mapped TTPs to MITRE ATT&amp;CK and wrote PICERL incident report for FIRST.org.</w:t>
       </w:r>
     </w:p>
     <w:p>
@@ -607,7 +607,7 @@
           <w:sz w:val="19"/>
           <w:szCs w:val="19"/>
         </w:rPr>
-        <w:t>Developed SOAR-style detection pipeline: Python script ingests Splunk alerts, enriches with VirusTotal API, and dispatches Telegram notifications with severity classification.</w:t>
+        <w:t>Developed SOAR-style detection pipeline: Python script ingests Splunk alerts, enriches with VirusTotal API, and dispatches Telegram notifications with CVSS severity classification.</w:t>
       </w:r>
     </w:p>
     <w:p>
@@ -626,7 +626,7 @@
           <w:sz w:val="19"/>
           <w:szCs w:val="19"/>
         </w:rPr>
-        <w:t>Converted detection logic to Sigma rules; analyzed TCP/IP traffic in Wireshark for SYN scans, DNS tunnelling, and plaintext credential exposure.</w:t>
+        <w:t>Converted detection logic to Sigma rules (detection-as-code) for enterprise SOCs, analyzing TCP/IP in Wireshark for SYN scans, DNS tunnelling, and plaintext credential exposure.</w:t>
       </w:r>
     </w:p>
     <w:p>
@@ -697,7 +697,7 @@
           <w:sz w:val="19"/>
           <w:szCs w:val="19"/>
         </w:rPr>
-        <w:t>Developed automated vulnerability assessment pipeline integrating Nessus and OpenVAS REST APIs in Python, generating CVE reports with CVSS severity and EPSS context from FIRST.org API.</w:t>
+        <w:t>Developed automated vulnerability assessment pipeline using Nessus and OpenVAS REST APIs in Python, generating CVE reports with CVSS severity and EPSS context from FIRST.org API.</w:t>
       </w:r>
     </w:p>
     <w:p>
@@ -716,7 +716,7 @@
           <w:sz w:val="19"/>
           <w:szCs w:val="19"/>
         </w:rPr>
-        <w:t>Developed OWASP Top 10 automated web checker detecting injection, auth, and SSRF vulnerabilities; documented SQL injection exploit and remediation.</w:t>
+        <w:t>Developed OWASP Top 10 automated web checker to detect injection, auth, and SSRF vulnerabilities, documenting SQL injection exploit and remediation.</w:t>
       </w:r>
     </w:p>
     <w:p>
@@ -735,7 +735,7 @@
           <w:sz w:val="19"/>
           <w:szCs w:val="19"/>
         </w:rPr>
-        <w:t>Automated scan scheduling via Bash and cron; built delta-scan logic to flag newly discovered CVEs and organize patch compliance (remediation tracking) tracking evidence.</w:t>
+        <w:t>Automated scan scheduling via Bash and cron; built delta-scan logic to flag newly discovered CVEs and organize patch compliance (remediation tracking) tracking evidence using NVD API.</w:t>
       </w:r>
     </w:p>
     <w:p>
